--- a/EDocument Core/Source/E-Document Core/src/SampleInvoice/EDocSamplePurchInvoice3.docx
+++ b/EDocument Core/Source/E-Document Core/src/SampleInvoice/EDocSamplePurchInvoice3.docx
@@ -614,12 +614,12 @@
         <w:tblStyle w:val="TableGrid"/>
         <w:tblW w:w="0" w:type="auto"/>
         <w:tblBorders>
-          <w:top w:val="none" w:sz="0" w:space="0" w:color="auto"/>
-          <w:left w:val="none" w:sz="0" w:space="0" w:color="auto"/>
-          <w:bottom w:val="none" w:sz="0" w:space="0" w:color="auto"/>
-          <w:right w:val="none" w:sz="0" w:space="0" w:color="auto"/>
-          <w:insideH w:val="none" w:sz="0" w:space="0" w:color="auto"/>
-          <w:insideV w:val="none" w:sz="0" w:space="0" w:color="auto"/>
+          <w:top w:val="none" w:color="auto" w:sz="0" w:space="0"/>
+          <w:left w:val="none" w:color="auto" w:sz="0" w:space="0"/>
+          <w:bottom w:val="none" w:color="auto" w:sz="0" w:space="0"/>
+          <w:right w:val="none" w:color="auto" w:sz="0" w:space="0"/>
+          <w:insideH w:val="none" w:color="auto" w:sz="0" w:space="0"/>
+          <w:insideV w:val="none" w:color="auto" w:sz="0" w:space="0"/>
         </w:tblBorders>
         <w:tblLayout w:type="fixed"/>
         <w:tblCellMar>
@@ -2160,12 +2160,12 @@
       <w:tblW w:w="5000" w:type="pct"/>
       <w:tblCellSpacing w:w="11" w:type="dxa"/>
       <w:tblBorders>
-        <w:top w:val="none" w:sz="0" w:space="0" w:color="auto"/>
-        <w:left w:val="none" w:sz="0" w:space="0" w:color="auto"/>
-        <w:bottom w:val="none" w:sz="0" w:space="0" w:color="auto"/>
-        <w:right w:val="none" w:sz="0" w:space="0" w:color="auto"/>
-        <w:insideH w:val="none" w:sz="0" w:space="0" w:color="auto"/>
-        <w:insideV w:val="none" w:sz="0" w:space="0" w:color="auto"/>
+        <w:top w:val="none" w:color="auto" w:sz="0" w:space="0"/>
+        <w:left w:val="none" w:color="auto" w:sz="0" w:space="0"/>
+        <w:bottom w:val="none" w:color="auto" w:sz="0" w:space="0"/>
+        <w:right w:val="none" w:color="auto" w:sz="0" w:space="0"/>
+        <w:insideH w:val="none" w:color="auto" w:sz="0" w:space="0"/>
+        <w:insideV w:val="none" w:color="auto" w:sz="0" w:space="0"/>
       </w:tblBorders>
       <w:tblCellMar>
         <w:left w:w="0" w:type="dxa"/>
@@ -2191,12 +2191,12 @@
             <w:tblStyle w:val="TableGrid"/>
             <w:tblW w:w="5000" w:type="pct"/>
             <w:tblBorders>
-              <w:top w:val="none" w:sz="0" w:space="0" w:color="auto"/>
-              <w:left w:val="none" w:sz="0" w:space="0" w:color="auto"/>
-              <w:bottom w:val="none" w:sz="0" w:space="0" w:color="auto"/>
-              <w:right w:val="none" w:sz="0" w:space="0" w:color="auto"/>
-              <w:insideH w:val="none" w:sz="0" w:space="0" w:color="auto"/>
-              <w:insideV w:val="none" w:sz="0" w:space="0" w:color="auto"/>
+              <w:top w:val="none" w:color="auto" w:sz="0" w:space="0"/>
+              <w:left w:val="none" w:color="auto" w:sz="0" w:space="0"/>
+              <w:bottom w:val="none" w:color="auto" w:sz="0" w:space="0"/>
+              <w:right w:val="none" w:color="auto" w:sz="0" w:space="0"/>
+              <w:insideH w:val="none" w:color="auto" w:sz="0" w:space="0"/>
+              <w:insideV w:val="none" w:color="auto" w:sz="0" w:space="0"/>
             </w:tblBorders>
             <w:tblCellMar>
               <w:left w:w="0" w:type="dxa"/>
@@ -2278,12 +2278,12 @@
       <w:tblStyle w:val="TableGrid"/>
       <w:tblW w:w="5000" w:type="pct"/>
       <w:tblBorders>
-        <w:top w:val="none" w:sz="0" w:space="0" w:color="auto"/>
-        <w:left w:val="none" w:sz="0" w:space="0" w:color="auto"/>
-        <w:bottom w:val="none" w:sz="0" w:space="0" w:color="auto"/>
-        <w:right w:val="none" w:sz="0" w:space="0" w:color="auto"/>
-        <w:insideH w:val="none" w:sz="0" w:space="0" w:color="auto"/>
-        <w:insideV w:val="none" w:sz="0" w:space="0" w:color="auto"/>
+        <w:top w:val="none" w:color="auto" w:sz="0" w:space="0"/>
+        <w:left w:val="none" w:color="auto" w:sz="0" w:space="0"/>
+        <w:bottom w:val="none" w:color="auto" w:sz="0" w:space="0"/>
+        <w:right w:val="none" w:color="auto" w:sz="0" w:space="0"/>
+        <w:insideH w:val="none" w:color="auto" w:sz="0" w:space="0"/>
+        <w:insideV w:val="none" w:color="auto" w:sz="0" w:space="0"/>
       </w:tblBorders>
       <w:tblLayout w:type="fixed"/>
       <w:tblCellMar>
@@ -2907,12 +2907,12 @@
       <w:tblStyle w:val="TableGrid"/>
       <w:tblW w:w="5000" w:type="pct"/>
       <w:tblBorders>
-        <w:top w:val="none" w:sz="0" w:space="0" w:color="auto"/>
-        <w:left w:val="none" w:sz="0" w:space="0" w:color="auto"/>
-        <w:bottom w:val="none" w:sz="0" w:space="0" w:color="auto"/>
-        <w:right w:val="none" w:sz="0" w:space="0" w:color="auto"/>
-        <w:insideH w:val="none" w:sz="0" w:space="0" w:color="auto"/>
-        <w:insideV w:val="none" w:sz="0" w:space="0" w:color="auto"/>
+        <w:top w:val="none" w:color="auto" w:sz="0" w:space="0"/>
+        <w:left w:val="none" w:color="auto" w:sz="0" w:space="0"/>
+        <w:bottom w:val="none" w:color="auto" w:sz="0" w:space="0"/>
+        <w:right w:val="none" w:color="auto" w:sz="0" w:space="0"/>
+        <w:insideH w:val="none" w:color="auto" w:sz="0" w:space="0"/>
+        <w:insideV w:val="none" w:color="auto" w:sz="0" w:space="0"/>
       </w:tblBorders>
       <w:tblCellMar>
         <w:left w:w="0" w:type="dxa"/>
@@ -3143,7 +3143,7 @@
 </file>
 
 <file path=word/header2.xml><?xml version="1.0" encoding="utf-8"?>
-<w:hdr xmlns:wpc="http://schemas.microsoft.com/office/word/2010/wordprocessingCanvas" xmlns:cx="http://schemas.microsoft.com/office/drawing/2014/chartex" xmlns:cx1="http://schemas.microsoft.com/office/drawing/2015/9/8/chartex" xmlns:cx2="http://schemas.microsoft.com/office/drawing/2015/10/21/chartex" xmlns:cx3="http://schemas.microsoft.com/office/drawing/2016/5/9/chartex" xmlns:cx4="http://schemas.microsoft.com/office/drawing/2016/5/10/chartex" xmlns:cx5="http://schemas.microsoft.com/office/drawing/2016/5/11/chartex" xmlns:cx6="http://schemas.microsoft.com/office/drawing/2016/5/12/chartex" xmlns:cx7="http://schemas.microsoft.com/office/drawing/2016/5/13/chartex" xmlns:cx8="http://schemas.microsoft.com/office/drawing/2016/5/14/chartex" xmlns:mc="http://schemas.openxmlformats.org/markup-compatibility/2006" xmlns:aink="http://schemas.microsoft.com/office/drawing/2016/ink" xmlns:am3d="http://schemas.microsoft.com/office/drawing/2017/model3d" xmlns:o="urn:schemas-microsoft-com:office:office" xmlns:oel="http://schemas.microsoft.com/office/2019/extlst" xmlns:r="http://schemas.openxmlformats.org/officeDocument/2006/relationships" xmlns:m="http://schemas.openxmlformats.org/officeDocument/2006/math" xmlns:v="urn:schemas-microsoft-com:vml" xmlns:wp14="http://schemas.microsoft.com/office/word/2010/wordprocessingDrawing" xmlns:wp="http://schemas.openxmlformats.org/drawingml/2006/wordprocessingDrawing" xmlns:w10="urn:schemas-microsoft-com:office:word" xmlns:w="http://schemas.openxmlformats.org/wordprocessingml/2006/main" xmlns:w14="http://schemas.microsoft.com/office/word/2010/wordml" xmlns:w15="http://schemas.microsoft.com/office/word/2012/wordml" xmlns:w16cex="http://schemas.microsoft.com/office/word/2018/wordml/cex" xmlns:w16cid="http://schemas.microsoft.com/office/word/2016/wordml/cid" xmlns:w16="http://schemas.microsoft.com/office/word/2018/wordml" xmlns:w16du="http://schemas.microsoft.com/office/word/2023/wordml/word16du" xmlns:w16sdtdh="http://schemas.microsoft.com/office/word/2020/wordml/sdtdatahash" xmlns:w16sdtfl="http://schemas.microsoft.com/office/word/2024/wordml/sdtformatlock" xmlns:w16se="http://schemas.microsoft.com/office/word/2015/wordml/symex" xmlns:wpg="http://schemas.microsoft.com/office/word/2010/wordprocessingGroup" xmlns:wpi="http://schemas.microsoft.com/office/word/2010/wordprocessingInk" xmlns:wne="http://schemas.microsoft.com/office/word/2006/wordml" xmlns:wps="http://schemas.microsoft.com/office/word/2010/wordprocessingShape" mc:Ignorable="w14 w15 w16se w16cid w16 w16cex w16sdtdh w16sdtfl w16du wp14">
+<w:hdr xmlns:a="http://schemas.openxmlformats.org/drawingml/2006/main" xmlns:wpc="http://schemas.microsoft.com/office/word/2010/wordprocessingCanvas" xmlns:cx="http://schemas.microsoft.com/office/drawing/2014/chartex" xmlns:cx1="http://schemas.microsoft.com/office/drawing/2015/9/8/chartex" xmlns:cx2="http://schemas.microsoft.com/office/drawing/2015/10/21/chartex" xmlns:cx3="http://schemas.microsoft.com/office/drawing/2016/5/9/chartex" xmlns:cx4="http://schemas.microsoft.com/office/drawing/2016/5/10/chartex" xmlns:cx5="http://schemas.microsoft.com/office/drawing/2016/5/11/chartex" xmlns:cx6="http://schemas.microsoft.com/office/drawing/2016/5/12/chartex" xmlns:cx7="http://schemas.microsoft.com/office/drawing/2016/5/13/chartex" xmlns:cx8="http://schemas.microsoft.com/office/drawing/2016/5/14/chartex" xmlns:mc="http://schemas.openxmlformats.org/markup-compatibility/2006" xmlns:aink="http://schemas.microsoft.com/office/drawing/2016/ink" xmlns:am3d="http://schemas.microsoft.com/office/drawing/2017/model3d" xmlns:o="urn:schemas-microsoft-com:office:office" xmlns:oel="http://schemas.microsoft.com/office/2019/extlst" xmlns:r="http://schemas.openxmlformats.org/officeDocument/2006/relationships" xmlns:m="http://schemas.openxmlformats.org/officeDocument/2006/math" xmlns:v="urn:schemas-microsoft-com:vml" xmlns:wp14="http://schemas.microsoft.com/office/word/2010/wordprocessingDrawing" xmlns:wp="http://schemas.openxmlformats.org/drawingml/2006/wordprocessingDrawing" xmlns:w10="urn:schemas-microsoft-com:office:word" xmlns:w="http://schemas.openxmlformats.org/wordprocessingml/2006/main" xmlns:w14="http://schemas.microsoft.com/office/word/2010/wordml" xmlns:w15="http://schemas.microsoft.com/office/word/2012/wordml" xmlns:w16cex="http://schemas.microsoft.com/office/word/2018/wordml/cex" xmlns:w16cid="http://schemas.microsoft.com/office/word/2016/wordml/cid" xmlns:w16="http://schemas.microsoft.com/office/word/2018/wordml" xmlns:w16du="http://schemas.microsoft.com/office/word/2023/wordml/word16du" xmlns:w16sdtdh="http://schemas.microsoft.com/office/word/2020/wordml/sdtdatahash" xmlns:w16sdtfl="http://schemas.microsoft.com/office/word/2024/wordml/sdtformatlock" xmlns:w16se="http://schemas.microsoft.com/office/word/2015/wordml/symex" xmlns:wpg="http://schemas.microsoft.com/office/word/2010/wordprocessingGroup" xmlns:wpi="http://schemas.microsoft.com/office/word/2010/wordprocessingInk" xmlns:wne="http://schemas.microsoft.com/office/word/2006/wordml" xmlns:wps="http://schemas.microsoft.com/office/word/2010/wordprocessingShape" mc:Ignorable="w14 w15 w16se w16cid w16 w16cex w16sdtdh w16sdtfl w16du wp14">
   <w:p>
     <w:pPr>
       <w:pStyle w:val="Header"/>
@@ -3157,7 +3157,7 @@
       <mc:AlternateContent>
         <mc:Choice Requires="wps">
           <w:drawing>
-            <wp:anchor distT="0" distB="0" distL="118745" distR="118745" simplePos="0" relativeHeight="251659264" behindDoc="1" locked="0" layoutInCell="1" allowOverlap="0" wp14:anchorId="14B8DDE3" wp14:editId="3847F1EE">
+            <wp:anchor distT="0" distB="0" distL="118745" distR="118745" simplePos="0" relativeHeight="251659264" behindDoc="1" locked="0" layoutInCell="1" allowOverlap="0" wp14:editId="3847F1EE" wp14:anchorId="14B8DDE3">
               <wp:simplePos x="0" y="0"/>
               <wp:positionH relativeFrom="margin">
                 <wp:align>center</wp:align>
@@ -3228,6 +3228,8 @@
                             </w:placeholder>
                             <w:dataBinding w:prefixMappings="xmlns:ns0='urn:microsoft-dynamics-nav/reports/E_Doc_Sample_Purchase_Invoice/6102/' " w:xpath="/ns0:NavWordReportXmlPart[1]/ns0:Header[1]/ns0:InvoiceCaption[1]" w:storeItemID="{77DCDA3D-DC37-4B69-A105-295A851BE58A}"/>
                             <w:text/>
+                            <w:alias w:val="#Nav: /Header/InvoiceCaption"/>
+                            <w:tag w:val="#Nav: E_Doc_Sample_Purchase_Invoice/6102"/>
                           </w:sdtPr>
                           <w:sdtContent>
                             <w:p>
@@ -3277,7 +3279,7 @@
         </mc:Choice>
         <mc:Fallback>
           <w:pict>
-            <v:rect w14:anchorId="14B8DDE3" id="Rectangle 200" o:spid="_x0000_s1026" style="position:absolute;margin-left:0;margin-top:0;width:468.5pt;height:21.3pt;z-index:-251657216;visibility:visible;mso-wrap-style:square;mso-width-percent:1000;mso-height-percent:27;mso-top-percent:45;mso-wrap-distance-left:9.35pt;mso-wrap-distance-top:0;mso-wrap-distance-right:9.35pt;mso-wrap-distance-bottom:0;mso-position-horizontal:center;mso-position-horizontal-relative:margin;mso-position-vertical-relative:page;mso-width-percent:1000;mso-height-percent:27;mso-top-percent:45;mso-width-relative:margin;mso-height-relative:page;v-text-anchor:middle" o:gfxdata="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" o:allowoverlap="f" fillcolor="#ed7d31 [3205]" stroked="f">
+            <v:rect id="Rectangle 200" style="position:absolute;margin-left:0;margin-top:0;width:468.5pt;height:21.3pt;z-index:-251657216;visibility:visible;mso-wrap-style:square;mso-width-percent:1000;mso-height-percent:27;mso-top-percent:45;mso-wrap-distance-left:9.35pt;mso-wrap-distance-top:0;mso-wrap-distance-right:9.35pt;mso-wrap-distance-bottom:0;mso-position-horizontal:center;mso-position-horizontal-relative:margin;mso-position-vertical-relative:page;mso-width-percent:1000;mso-height-percent:27;mso-top-percent:45;mso-width-relative:margin;mso-height-relative:page;v-text-anchor:middle" o:spid="_x0000_s1026" o:allowoverlap="f" fillcolor="#ed7d31 [3205]" stroked="f" o:gfxdata="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" w14:anchorId="14B8DDE3">
               <v:textbox style="mso-fit-shape-to-text:t">
                 <w:txbxContent>
                   <w:sdt>
@@ -3294,6 +3296,8 @@
                       </w:placeholder>
                       <w:dataBinding w:prefixMappings="xmlns:ns0='urn:microsoft-dynamics-nav/reports/E_Doc_Sample_Purchase_Invoice/6102/' " w:xpath="/ns0:NavWordReportXmlPart[1]/ns0:Header[1]/ns0:InvoiceCaption[1]" w:storeItemID="{77DCDA3D-DC37-4B69-A105-295A851BE58A}"/>
                       <w:text/>
+                      <w:alias w:val="#Nav: /Header/InvoiceCaption"/>
+                      <w:tag w:val="#Nav: E_Doc_Sample_Purchase_Invoice/6102"/>
                     </w:sdtPr>
                     <w:sdtContent>
                       <w:p>
@@ -6851,211 +6855,150 @@
 </a:theme>
 </file>
 
-<file path=customXml/item1.xml>��< ? x m l   v e r s i o n = " 1 . 0 "   e n c o d i n g = " u t f - 1 6 " ? > < N a v W o r d R e p o r t X m l P a r t   x m l n s = " u r n : m i c r o s o f t - d y n a m i c s - n a v / r e p o r t s / E _ D o c _ S a m p l e _ P u r c h a s e _ I n v o i c e / 6 1 0 2 / " > - 
-     < B C R e p o r t I n f o r m a t i o n > - 
-         < R e p o r t M e t a d a t a > - 
-             < E x t e n s i o n I d > E x t e n s i o n   I D < / E x t e n s i o n I d > - 
-             < E x t e n s i o n N a m e > E x t e n s i o n   N a m e < / E x t e n s i o n N a m e > - 
-             < E x t e n s i o n P u b l i s h e r > E x t e n s i o n   P u b l i s h e r < / E x t e n s i o n P u b l i s h e r > - 
-             < E x t e n s i o n V e r s i o n > E x t e n s i o n   V e r s i o n < / E x t e n s i o n V e r s i o n > - 
-             < R e p o r t I d > R e p o r t   I D < / R e p o r t I d > - 
-             < R e p o r t N a m e > R e p o r t   N a m e < / R e p o r t N a m e > - 
-             < A b o u t T h i s R e p o r t T i t l e > A b o u t   T h i s   R e p o r t   T i t l e < / A b o u t T h i s R e p o r t T i t l e > - 
-             < A b o u t T h i s R e p o r t T e x t > A b o u t   T h i s   R e p o r t   T e x t < / A b o u t T h i s R e p o r t T e x t > - 
-             < R e p o r t H e l p L i n k > R e p o r t   H e l p   L i n k < / R e p o r t H e l p L i n k > - 
-         < / R e p o r t M e t a d a t a > - 
-         < R e p o r t R e q u e s t > - 
-             < T e n a n t E n t r a I d > T e n a n t   E n t r a   I d < / T e n a n t E n t r a I d > - 
-             < E n v i r o n m e n t N a m e > E n v i r o n m e n t   N a m e < / E n v i r o n m e n t N a m e > - 
-             < E n v i r o n m e n t T y p e > E n v i r o n m e n t   T y p e < / E n v i r o n m e n t T y p e > - 
-             < C o m p a n y N a m e > C o m p a n y   N a m e < / C o m p a n y N a m e > - 
-             < C o m p a n y D i s p l a y N a m e > C o m p a n y   D i s p l a y   N a m e < / C o m p a n y D i s p l a y N a m e > - 
-             < C o m p a n y I d > C o m p a n y   I D < / C o m p a n y I d > - 
-             < U s e r N a m e > U s e r   N a m e < / U s e r N a m e > - 
-             < D a t e A n d T i m e > D a t e   a n d   T i m e < / D a t e A n d T i m e > - 
-             < L a n g u a g e > L a n g u a g e < / L a n g u a g e > - 
-             < F o r m a t R e g i o n > F o r m a t   R e g i o n < / F o r m a t R e g i o n > - 
-             < D a t e T i m e V a l u e s > - 
-                 < Y e a r > Y e a r < / Y e a r > - 
-                 < M o n t h N u m b e r > M o n t h   N u m b e r < / M o n t h N u m b e r > - 
-                 < D a y N u m b e r > D a y   N u m b e r < / D a y N u m b e r > - 
-                 < H o u r > H o u r < / H o u r > - 
-                 < M i n u t e > M i n u t e < / M i n u t e > - 
-             < / D a t e T i m e V a l u e s > - 
-         < / R e p o r t R e q u e s t > - 
-     < / B C R e p o r t I n f o r m a t i o n > - 
-     < H e a d e r > - 
-         < B i l l T o C a p t i o n > B i l l T o C a p t i o n < / B i l l T o C a p t i o n > - 
-         < B u y F r o m V e n d o r N o > B u y F r o m V e n d o r N o < / B u y F r o m V e n d o r N o > - 
-         < C o m p a n y A d d r 1 > C o m p a n y A d d r 1 < / C o m p a n y A d d r 1 > - 
-         < C o m p a n y A d d r 2 > C o m p a n y A d d r 2 < / C o m p a n y A d d r 2 > - 
-         < C o m p a n y A d d r 3 > C o m p a n y A d d r 3 < / C o m p a n y A d d r 3 > - 
-         < C o m p a n y A d d r 4 > C o m p a n y A d d r 4 < / C o m p a n y A d d r 4 > - 
-         < C o m p a n y A d d r 5 > C o m p a n y A d d r 5 < / C o m p a n y A d d r 5 > - 
-         < C o m p a n y A d d r 6 > C o m p a n y A d d r 6 < / C o m p a n y A d d r 6 > - 
-         < C o m p a n y A d d r 7 > C o m p a n y A d d r 7 < / C o m p a n y A d d r 7 > - 
-         < C o m p a n y A d d r 8 > C o m p a n y A d d r 8 < / C o m p a n y A d d r 8 > - 
-         < C o m p a n y I n f o B a n k A c c o u n t N o > C o m p a n y I n f o B a n k A c c o u n t N o < / C o m p a n y I n f o B a n k A c c o u n t N o > - 
-         < C o m p a n y I n f o B a n k A c c o u n t N o C a p t i o n > C o m p a n y I n f o B a n k A c c o u n t N o C a p t i o n < / C o m p a n y I n f o B a n k A c c o u n t N o C a p t i o n > - 
-         < C o m p a n y I n f o B a n k N a m e > C o m p a n y I n f o B a n k N a m e < / C o m p a n y I n f o B a n k N a m e > - 
-         < C o m p a n y I n f o B a n k N a m e C a p t i o n > C o m p a n y I n f o B a n k N a m e C a p t i o n < / C o m p a n y I n f o B a n k N a m e C a p t i o n > - 
-         < C o m p a n y I n f o E M a i l > C o m p a n y I n f o E M a i l < / C o m p a n y I n f o E M a i l > - 
-         < C o m p a n y I n f o E M a i l C a p t i o n > C o m p a n y I n f o E M a i l C a p t i o n < / C o m p a n y I n f o E M a i l C a p t i o n > - 
-         < C o m p a n y I n f o G i r o N o > C o m p a n y I n f o G i r o N o < / C o m p a n y I n f o G i r o N o > - 
-         < C o m p a n y I n f o G i r o N o C a p t i o n > C o m p a n y I n f o G i r o N o C a p t i o n < / C o m p a n y I n f o G i r o N o C a p t i o n > - 
-         < C o m p a n y I n f o H o m e P a g e > C o m p a n y I n f o H o m e P a g e < / C o m p a n y I n f o H o m e P a g e > - 
-         < C o m p a n y I n f o H o m e P a g e C a p t i o n > C o m p a n y I n f o H o m e P a g e C a p t i o n < / C o m p a n y I n f o H o m e P a g e C a p t i o n > - 
-         < C o m p a n y I n f o P h o n e N o > C o m p a n y I n f o P h o n e N o < / C o m p a n y I n f o P h o n e N o > - 
-         < C o m p a n y I n f o P h o n e N o C a p t i o n > C o m p a n y I n f o P h o n e N o C a p t i o n < / C o m p a n y I n f o P h o n e N o C a p t i o n > - 
-         < C o m p a n y I n f o V A T R e g i s t r a t i o n N o > C o m p a n y I n f o V A T R e g i s t r a t i o n N o < / C o m p a n y I n f o V A T R e g i s t r a t i o n N o > - 
-         < C o m p a n y I n f o V A T R e g i s t r a t i o n N o C a p t i o n > C o m p a n y I n f o V A T R e g i s t r a t i o n N o C a p t i o n < / C o m p a n y I n f o V A T R e g i s t r a t i o n N o C a p t i o n > - 
-         < D u e D a t e > D u e D a t e < / D u e D a t e > - 
-         < D u e D a t e C a p t i o n > D u e D a t e C a p t i o n < / D u e D a t e C a p t i o n > - 
-         < F r o m C a p t i o n > F r o m C a p t i o n < / F r o m C a p t i o n > - 
-         < I n v o i c e C a p t i o n > I n v o i c e C a p t i o n < / I n v o i c e C a p t i o n > - 
-         < I n v o i c e N o C a p t i o n > I n v o i c e N o C a p t i o n < / I n v o i c e N o C a p t i o n > - 
-         < N o _ > N o _ < / N o _ > - 
-         < P o s t i n g D a t e > P o s t i n g D a t e < / P o s t i n g D a t e > - 
-         < P o s t i n g D a t e C a p t i o n > P o s t i n g D a t e C a p t i o n < / P o s t i n g D a t e C a p t i o n > - 
-         < S u b T o t a l C a p t i o n > S u b T o t a l C a p t i o n < / S u b T o t a l C a p t i o n > - 
-         < T a x C a p t i o n > T a x C a p t i o n < / T a x C a p t i o n > - 
-         < T o t a l C a p t i o n > T o t a l C a p t i o n < / T o t a l C a p t i o n > - 
-         < V e n d A d d r 1 > V e n d A d d r 1 < / V e n d A d d r 1 > - 
-         < V e n d A d d r 2 > V e n d A d d r 2 < / V e n d A d d r 2 > - 
-         < V e n d A d d r 3 > V e n d A d d r 3 < / V e n d A d d r 3 > - 
-         < V e n d A d d r 4 > V e n d A d d r 4 < / V e n d A d d r 4 > - 
-         < V e n d A d d r 5 > V e n d A d d r 5 < / V e n d A d d r 5 > - 
-         < V e n d A d d r 6 > V e n d A d d r 6 < / V e n d A d d r 6 > - 
-         < V e n d A d d r 7 > V e n d A d d r 7 < / V e n d A d d r 7 > - 
-         < V e n d A d d r 8 > V e n d A d d r 8 < / V e n d A d d r 8 > - 
-         < V e n d o r I n v o i c e N o > V e n d o r I n v o i c e N o < / V e n d o r I n v o i c e N o > - 
-         < V e n d o r I n v o i c e N o _ L b l > V e n d o r I n v o i c e N o _ L b l < / V e n d o r I n v o i c e N o _ L b l > - 
-         < L i n e > - 
-             < D e f e r r a l C o d e > D e f e r r a l C o d e < / D e f e r r a l C o d e > - 
-             < D e s c r i p t i o n > D e s c r i p t i o n < / D e s c r i p t i o n > - 
-             < D i r e c t U n i t C o s t > D i r e c t U n i t C o s t < / D i r e c t U n i t C o s t > - 
-             < D i r e c t U n i t C o s t C a p t i o n > D i r e c t U n i t C o s t C a p t i o n < / D i r e c t U n i t C o s t C a p t i o n > - 
-             < I t e m D e s c r i p t i o n _ L b l > I t e m D e s c r i p t i o n _ L b l < / I t e m D e s c r i p t i o n _ L b l > - 
-             < I t e m Q u a n t i t y _ L b l > I t e m Q u a n t i t y _ L b l < / I t e m Q u a n t i t y _ L b l > - 
-             < L i n e A m o u n t > L i n e A m o u n t < / L i n e A m o u n t > - 
-             < L i n e A m o u n t C a p t i o n > L i n e A m o u n t C a p t i o n < / L i n e A m o u n t C a p t i o n > - 
-             < L i n e N o > L i n e N o < / L i n e N o > - 
-             < N o > N o < / N o > - 
-             < N o C a p t i o n L b l > N o C a p t i o n L b l < / N o C a p t i o n L b l > - 
-             < Q u a n t i t y > Q u a n t i t y < / Q u a n t i t y > - 
-             < T y p e > T y p e < / T y p e > - 
-             < U n i t O f M e a s u r e C o d e > U n i t O f M e a s u r e C o d e < / U n i t O f M e a s u r e C o d e > - 
-             < U O M _ P u r c h L i n e _ L b l > U O M _ P u r c h L i n e _ L b l < / U O M _ P u r c h L i n e _ L b l > - 
-         < / L i n e > - 
-         < T o t a l s > - 
-             < T o t a l A m o u n t E x c l V A T > T o t a l A m o u n t E x c l V A T < / T o t a l A m o u n t E x c l V A T > - 
-             < T o t a l A m o u n t I n c l V A T > T o t a l A m o u n t I n c l V A T < / T o t a l A m o u n t I n c l V A T > - 
-             < V A T A m o u n t > V A T A m o u n t < / V A T A m o u n t > - 
-         < / T o t a l s > - 
-     < / H e a d e r > - 
- < / N a v W o r d R e p o r t X m l P a r t > 
+<file path=customXml/item1.xml><?xml version="1.0" encoding="utf-8"?>
+<NavWordReportXmlPart xmlns="urn:microsoft-dynamics-nav/reports/E_Doc_Sample_Purchase_Invoice/6102/">
+  <BCReportInformation>
+    <ReportMetadata>
+      <ExtensionId>Extension ID</ExtensionId>
+      <ExtensionName>Extension Name</ExtensionName>
+      <ExtensionPublisher>Extension Publisher</ExtensionPublisher>
+      <ExtensionVersion>Extension Version</ExtensionVersion>
+      <ReportId>Report ID</ReportId>
+      <ReportName>Report Name</ReportName>
+      <AboutThisReportTitle>About This Report Title</AboutThisReportTitle>
+      <AboutThisReportText>About This Report Text</AboutThisReportText>
+      <ReportHelpLink>Report Help Link</ReportHelpLink>
+      <ReportCaption>Report Caption</ReportCaption>
+    </ReportMetadata>
+    <ReportRequest>
+      <TenantEntraId>Tenant Entra Id</TenantEntraId>
+      <EnvironmentName>Environment Name</EnvironmentName>
+      <EnvironmentType>Environment Type</EnvironmentType>
+      <CompanyName>Company Name</CompanyName>
+      <CompanyDisplayName>Company Display Name</CompanyDisplayName>
+      <CompanyId>Company ID</CompanyId>
+      <UserName>User Name</UserName>
+      <DateAndTime>Date and Time</DateAndTime>
+      <Language>Language</Language>
+      <FormatRegion>Format Region</FormatRegion>
+      <DateTimeValues>
+        <Year>Year</Year>
+        <MonthNumber>Month Number</MonthNumber>
+        <DayNumber>Day Number</DayNumber>
+        <Hour>Hour</Hour>
+        <Minute>Minute</Minute>
+      </DateTimeValues>
+    </ReportRequest>
+    <CompanyMetadata>
+      <CompanyName>Company Name</CompanyName>
+      <CompanyDisplayName>Company Display Name</CompanyDisplayName>
+      <CompanyAddressLines>
+        <CompanyAddressLine1>Company Address Line 1</CompanyAddressLine1>
+        <CompanyAddressLine2>Company Address Line 2</CompanyAddressLine2>
+        <CompanyAddressLine3>Company Address Line 3</CompanyAddressLine3>
+        <CompanyAddressLine4>Company Address Line 4</CompanyAddressLine4>
+        <CompanyAddressLine5>Company Address Line 5</CompanyAddressLine5>
+        <CompanyAddressLine6>Company Address Line 6</CompanyAddressLine6>
+        <CompanyAddressLine7>Company Address Line 7</CompanyAddressLine7>
+        <CompanyAddressLine8>Company Address Line 8</CompanyAddressLine8>
+      </CompanyAddressLines>
+      <CompanyPhone>Company Phone</CompanyPhone>
+      <CompanyPhoneCaption>Company Phone Caption</CompanyPhoneCaption>
+      <CompanyFaxNo>Company Fax No.</CompanyFaxNo>
+      <CompanyFaxNoCaption>Company Fax No. Caption</CompanyFaxNoCaption>
+      <CompanyEmail>Company Email</CompanyEmail>
+      <CompanyEmailCaption>Company Email Caption</CompanyEmailCaption>
+      <CompanyHomePage>Company Home Page</CompanyHomePage>
+      <CompanyHomePageCaption>Company Home Page Caption</CompanyHomePageCaption>
+      <CompanyLogo>Company Logo</CompanyLogo>
+      <CompanyVATRegistrationNo>Company VAT Registration No.</CompanyVATRegistrationNo>
+      <CompanyVATRegistrationNoCaption>Company VAT Registration No. Caption</CompanyVATRegistrationNoCaption>
+      <CompanyRegistrationNo>Company Registration No.</CompanyRegistrationNo>
+      <CompanyRegistrationNoCaption>Company Registration No. Caption</CompanyRegistrationNoCaption>
+      <CompanyBankName>Company Bank Name</CompanyBankName>
+      <CompanyBankNameCaption>Company Bank Name Caption</CompanyBankNameCaption>
+      <CompanyBankAccountNo>Company Bank Account No.</CompanyBankAccountNo>
+      <CompanyBankAccountNoCaption>Company Bank Account No. Caption</CompanyBankAccountNoCaption>
+      <CompanyBankBranchNo>Company Bank Branch No.</CompanyBankBranchNo>
+      <CompanyBankBranchNoCaption>Company Bank Branch No. Caption</CompanyBankBranchNoCaption>
+      <CompanyIBAN>Company IBAN</CompanyIBAN>
+      <CompanyIBANCaption>Company IBAN Caption</CompanyIBANCaption>
+      <CompanyBankSWIFT>Company Bank SWIFT</CompanyBankSWIFT>
+      <CompanyBankSWIFTCaption>Company Bank SWIFT Caption</CompanyBankSWIFTCaption>
+      <CompanyGiroNo>Company Giro No.</CompanyGiroNo>
+      <CompanyGiroNoCaption>Company Giro No. Caption</CompanyGiroNoCaption>
+    </CompanyMetadata>
+  </BCReportInformation>
+  <Header>
+    <BillToCaption>BillToCaption</BillToCaption>
+    <BuyFromVendorNo>BuyFromVendorNo</BuyFromVendorNo>
+    <CompanyAddr1>CompanyAddr1</CompanyAddr1>
+    <CompanyAddr2>CompanyAddr2</CompanyAddr2>
+    <CompanyAddr3>CompanyAddr3</CompanyAddr3>
+    <CompanyAddr4>CompanyAddr4</CompanyAddr4>
+    <CompanyAddr5>CompanyAddr5</CompanyAddr5>
+    <CompanyAddr6>CompanyAddr6</CompanyAddr6>
+    <CompanyAddr7>CompanyAddr7</CompanyAddr7>
+    <CompanyAddr8>CompanyAddr8</CompanyAddr8>
+    <CompanyInfoBankAccountNo>CompanyInfoBankAccountNo</CompanyInfoBankAccountNo>
+    <CompanyInfoBankAccountNoCaption>CompanyInfoBankAccountNoCaption</CompanyInfoBankAccountNoCaption>
+    <CompanyInfoBankName>CompanyInfoBankName</CompanyInfoBankName>
+    <CompanyInfoBankNameCaption>CompanyInfoBankNameCaption</CompanyInfoBankNameCaption>
+    <CompanyInfoEMail>CompanyInfoEMail</CompanyInfoEMail>
+    <CompanyInfoEMailCaption>CompanyInfoEMailCaption</CompanyInfoEMailCaption>
+    <CompanyInfoGiroNo>CompanyInfoGiroNo</CompanyInfoGiroNo>
+    <CompanyInfoGiroNoCaption>CompanyInfoGiroNoCaption</CompanyInfoGiroNoCaption>
+    <CompanyInfoHomePage>CompanyInfoHomePage</CompanyInfoHomePage>
+    <CompanyInfoHomePageCaption>CompanyInfoHomePageCaption</CompanyInfoHomePageCaption>
+    <CompanyInfoPhoneNo>CompanyInfoPhoneNo</CompanyInfoPhoneNo>
+    <CompanyInfoPhoneNoCaption>CompanyInfoPhoneNoCaption</CompanyInfoPhoneNoCaption>
+    <CompanyInfoVATRegistrationNo>CompanyInfoVATRegistrationNo</CompanyInfoVATRegistrationNo>
+    <CompanyInfoVATRegistrationNoCaption>CompanyInfoVATRegistrationNoCaption</CompanyInfoVATRegistrationNoCaption>
+    <DueDate>DueDate</DueDate>
+    <DueDateCaption>DueDateCaption</DueDateCaption>
+    <FromCaption>FromCaption</FromCaption>
+    <InvoiceCaption>InvoiceCaption</InvoiceCaption>
+    <InvoiceNoCaption>InvoiceNoCaption</InvoiceNoCaption>
+    <No_>No_</No_>
+    <PostingDate>PostingDate</PostingDate>
+    <PostingDateCaption>PostingDateCaption</PostingDateCaption>
+    <SubTotalCaption>SubTotalCaption</SubTotalCaption>
+    <TaxCaption>TaxCaption</TaxCaption>
+    <TotalCaption>TotalCaption</TotalCaption>
+    <VendAddr1>VendAddr1</VendAddr1>
+    <VendAddr2>VendAddr2</VendAddr2>
+    <VendAddr3>VendAddr3</VendAddr3>
+    <VendAddr4>VendAddr4</VendAddr4>
+    <VendAddr5>VendAddr5</VendAddr5>
+    <VendAddr6>VendAddr6</VendAddr6>
+    <VendAddr7>VendAddr7</VendAddr7>
+    <VendAddr8>VendAddr8</VendAddr8>
+    <VendorInvoiceNo>VendorInvoiceNo</VendorInvoiceNo>
+    <VendorInvoiceNo_Lbl>VendorInvoiceNo_Lbl</VendorInvoiceNo_Lbl>
+    <Line>
+      <DeferralCode>DeferralCode</DeferralCode>
+      <Description>Description</Description>
+      <DirectUnitCost>DirectUnitCost</DirectUnitCost>
+      <DirectUnitCostCaption>DirectUnitCostCaption</DirectUnitCostCaption>
+      <ItemDescription_Lbl>ItemDescription_Lbl</ItemDescription_Lbl>
+      <ItemQuantity_Lbl>ItemQuantity_Lbl</ItemQuantity_Lbl>
+      <LineAmount>LineAmount</LineAmount>
+      <LineAmountCaption>LineAmountCaption</LineAmountCaption>
+      <LineNo>LineNo</LineNo>
+      <No>No</No>
+      <NoCaptionLbl>NoCaptionLbl</NoCaptionLbl>
+      <Quantity>Quantity</Quantity>
+      <Type>Type</Type>
+      <UnitOfMeasureCode>UnitOfMeasureCode</UnitOfMeasureCode>
+      <UOM_PurchLine_Lbl>UOM_PurchLine_Lbl</UOM_PurchLine_Lbl>
+    </Line>
+    <Totals>
+      <TotalAmountExclVAT>TotalAmountExclVAT</TotalAmountExclVAT>
+      <TotalAmountInclVAT>TotalAmountInclVAT</TotalAmountInclVAT>
+      <VATAmount>VATAmount</VATAmount>
+    </Totals>
+  </Header>
+</NavWordReportXmlPart>
 </file>
 
 <file path=customXml/item2.xml><?xml version="1.0" encoding="utf-8"?>
